--- a/CleanMesh_기술문서.docx
+++ b/CleanMesh_기술문서.docx
@@ -146,7 +146,7 @@
                 <w:rFonts w:ascii="맑은 고딕" w:hAnsi="맑은 고딕" w:eastAsia="맑은 고딕"/>
                 <w:sz w:val="18"/>
               </w:rPr>
-              <w:t>2026-06-23</w:t>
+              <w:t>2026-06-24</w:t>
             </w:r>
           </w:p>
         </w:tc>
@@ -337,7 +337,7 @@
           <w:b w:val="0"/>
           <w:sz w:val="20"/>
         </w:rPr>
-        <w:t>CleanMesh Studio는 실제 산업 현장의 사진을 디지털 트윈 플랫폼(NVIDIA Omniverse, Twinmotion, Unreal/Unity 기반 DT, BIM 협업툴 등)에 임포트 가능한 정확도-우선 3D 자산으로 변환하는 엔드투엔드 파이프라인입니다. AGV·팔레트·드럼·컨베이어·선반 같은 현장 설비를 한 장의 사진과 마우스 클릭 한 번으로 디지털 트윈에 즉시 배치 가능한 GLB / USD 자산으로 만듭니다.</w:t>
+        <w:t>CleanMesh Studio는 실제 산업 현장의 사진을 디지털 트윈 플랫폼(NVIDIA Omniverse, Twinmotion, BIM 협업툴, Pixar USD 기반 뷰어 등)에 임포트 가능한 정확도-우선 3D 자산으로 변환하는 엔드투엔드 파이프라인입니다. AGV·팔레트·드럼·컨베이어·선반 같은 현장 설비를 한 장의 사진과 마우스 클릭 한 번으로 디지털 트윈에 즉시 배치 가능한 GLB / USD 자산으로 만듭니다.</w:t>
       </w:r>
     </w:p>
     <w:p>
@@ -415,7 +415,7 @@
           <w:rFonts w:ascii="맑은 고딕" w:hAnsi="맑은 고딕" w:eastAsia="맑은 고딕"/>
           <w:sz w:val="20"/>
         </w:rPr>
-        <w:t>GLB / USD / FBX 멀티 익스포트 — Omniverse, Twinmotion, Unreal 호환</w:t>
+        <w:t>GLB / USD / FBX 멀티 익스포트 — Omniverse · Twinmotion · BIM 협업툴 호환</w:t>
       </w:r>
     </w:p>
     <w:p>
@@ -532,7 +532,7 @@
           <w:rFonts w:ascii="맑은 고딕" w:hAnsi="맑은 고딕" w:eastAsia="맑은 고딕"/>
           <w:sz w:val="20"/>
         </w:rPr>
-        <w:t>색상 모드 2종: 정점 색상(DT 권장) / 영역별 분해 (게임/LOD 용)</w:t>
+        <w:t>색상 모드 2종: 정점 색상 (DT 권장, 실표면 보존) / 영역별 분해 (자산 모듈화 용)</w:t>
       </w:r>
     </w:p>
     <w:p>
@@ -3931,7 +3931,7 @@
                 <w:rFonts w:ascii="맑은 고딕" w:hAnsi="맑은 고딕" w:eastAsia="맑은 고딕"/>
                 <w:sz w:val="18"/>
               </w:rPr>
-              <w:t>게임 LOD / 머티리얼 교체</w:t>
+              <w:t>자산 모듈화 / 부품별 머티리얼 교체 / LOD</w:t>
             </w:r>
           </w:p>
         </w:tc>
@@ -7037,7 +7037,17 @@
           <w:color w:val="2E74B5"/>
           <w:sz w:val="28"/>
         </w:rPr>
-        <w:t>9.2 게임용 vs 디지털 트윈 옵션 비교</w:t>
+        <w:t>9.2 디지털 트윈 권장 옵션 표</w:t>
+      </w:r>
+    </w:p>
+    <w:p>
+      <w:r>
+        <w:rPr>
+          <w:rFonts w:ascii="맑은 고딕" w:hAnsi="맑은 고딕" w:eastAsia="맑은 고딕"/>
+          <w:b w:val="0"/>
+          <w:sz w:val="20"/>
+        </w:rPr>
+        <w:t>정확성·진단가치·재현성을 우선하는 디지털 트윈 기본 설정:</w:t>
       </w:r>
     </w:p>
     <w:tbl>
@@ -7067,7 +7077,7 @@
                 <w:color w:val="FFFFFF"/>
                 <w:sz w:val="20"/>
               </w:rPr>
-              <w:t>설정</w:t>
+              <w:t>항목</w:t>
             </w:r>
           </w:p>
         </w:tc>
@@ -7085,7 +7095,7 @@
                 <w:color w:val="FFFFFF"/>
                 <w:sz w:val="20"/>
               </w:rPr>
-              <w:t>게임</w:t>
+              <w:t>권장 값</w:t>
             </w:r>
           </w:p>
         </w:tc>
@@ -7103,7 +7113,7 @@
                 <w:color w:val="FFFFFF"/>
                 <w:sz w:val="20"/>
               </w:rPr>
-              <w:t>디지털 트윈 (권장)</w:t>
+              <w:t>이유</w:t>
             </w:r>
           </w:p>
         </w:tc>
@@ -7135,7 +7145,7 @@
                 <w:rFonts w:ascii="맑은 고딕" w:hAnsi="맑은 고딕" w:eastAsia="맑은 고딕"/>
                 <w:sz w:val="18"/>
               </w:rPr>
-              <w:t>speed (TripoSR)</w:t>
+              <w:t>quality (TRELLIS Single)</w:t>
             </w:r>
           </w:p>
         </w:tc>
@@ -7150,7 +7160,7 @@
                 <w:rFonts w:ascii="맑은 고딕" w:hAnsi="맑은 고딕" w:eastAsia="맑은 고딕"/>
                 <w:sz w:val="18"/>
               </w:rPr>
-              <w:t>quality (TRELLIS Single)</w:t>
+              <w:t>DINOv2 feature + 24 step diffusion 으로 디테일 보존</w:t>
             </w:r>
           </w:p>
         </w:tc>
@@ -7182,7 +7192,7 @@
                 <w:rFonts w:ascii="맑은 고딕" w:hAnsi="맑은 고딕" w:eastAsia="맑은 고딕"/>
                 <w:sz w:val="18"/>
               </w:rPr>
-              <w:t>region_split (K=3~5)</w:t>
+              <w:t>vertex (정점 색상)</w:t>
             </w:r>
           </w:p>
         </w:tc>
@@ -7197,7 +7207,7 @@
                 <w:rFonts w:ascii="맑은 고딕" w:hAnsi="맑은 고딕" w:eastAsia="맑은 고딕"/>
                 <w:sz w:val="18"/>
               </w:rPr>
-              <w:t>vertex (그라데이션 보존)</w:t>
+              <w:t>실제 표면 외관(산화·녹·라벨) 그대로 보존 → 자산 식별 가치</w:t>
             </w:r>
           </w:p>
         </w:tc>
@@ -7229,7 +7239,7 @@
                 <w:rFonts w:ascii="맑은 고딕" w:hAnsi="맑은 고딕" w:eastAsia="맑은 고딕"/>
                 <w:sz w:val="18"/>
               </w:rPr>
-              <w:t>강</w:t>
+              <w:t>약 (light, 기본값)</w:t>
             </w:r>
           </w:p>
         </w:tc>
@@ -7244,7 +7254,7 @@
                 <w:rFonts w:ascii="맑은 고딕" w:hAnsi="맑은 고딕" w:eastAsia="맑은 고딕"/>
                 <w:sz w:val="18"/>
               </w:rPr>
-              <w:t>약 또는 끄기</w:t>
+              <w:t>Laplacian 2회만 — 디퓨전 노이즈는 제거하되 디테일은 유지</w:t>
             </w:r>
           </w:p>
         </w:tc>
@@ -7276,7 +7286,7 @@
                 <w:rFonts w:ascii="맑은 고딕" w:hAnsi="맑은 고딕" w:eastAsia="맑은 고딕"/>
                 <w:sz w:val="18"/>
               </w:rPr>
-              <w:t>5,000~20,000 (LOD)</w:t>
+              <w:t>None (보존)</w:t>
             </w:r>
           </w:p>
         </w:tc>
@@ -7291,7 +7301,7 @@
                 <w:rFonts w:ascii="맑은 고딕" w:hAnsi="맑은 고딕" w:eastAsia="맑은 고딕"/>
                 <w:sz w:val="18"/>
               </w:rPr>
-              <w:t>None (보존)</w:t>
+              <w:t>감산(decimate) 없이 원본 정점 그대로 → 정확성 우선</w:t>
             </w:r>
           </w:p>
         </w:tc>
@@ -7308,7 +7318,7 @@
                 <w:rFonts w:ascii="맑은 고딕" w:hAnsi="맑은 고딕" w:eastAsia="맑은 고딕"/>
                 <w:sz w:val="18"/>
               </w:rPr>
-              <w:t>익스포트</w:t>
+              <w:t>익스포트 포맷</w:t>
             </w:r>
           </w:p>
         </w:tc>
@@ -7323,7 +7333,7 @@
                 <w:rFonts w:ascii="맑은 고딕" w:hAnsi="맑은 고딕" w:eastAsia="맑은 고딕"/>
                 <w:sz w:val="18"/>
               </w:rPr>
-              <w:t>GLB / FBX</w:t>
+              <w:t>USD (Omniverse) 또는 GLB</w:t>
             </w:r>
           </w:p>
         </w:tc>
@@ -7338,7 +7348,7 @@
                 <w:rFonts w:ascii="맑은 고딕" w:hAnsi="맑은 고딕" w:eastAsia="맑은 고딕"/>
                 <w:sz w:val="18"/>
               </w:rPr>
-              <w:t>USD + GLB (메타 포함)</w:t>
+              <w:t>USD: customLayerData 임베드 / GLB: extras 임베드</w:t>
             </w:r>
           </w:p>
         </w:tc>
@@ -7370,7 +7380,7 @@
                 <w:rFonts w:ascii="맑은 고딕" w:hAnsi="맑은 고딕" w:eastAsia="맑은 고딕"/>
                 <w:sz w:val="18"/>
               </w:rPr>
-              <w:t>객체 이름</w:t>
+              <w:t>카테고리·실치수·제조사·시리얼</w:t>
             </w:r>
           </w:p>
         </w:tc>
@@ -7385,7 +7395,7 @@
                 <w:rFonts w:ascii="맑은 고딕" w:hAnsi="맑은 고딕" w:eastAsia="맑은 고딕"/>
                 <w:sz w:val="18"/>
               </w:rPr>
-              <w:t>치수·제조사·시리얼·카테고리</w:t>
+              <w:t>DT 플랫폼에서 자산 검색·필터링·진단에 사용</w:t>
             </w:r>
           </w:p>
         </w:tc>
@@ -7402,7 +7412,7 @@
                 <w:rFonts w:ascii="맑은 고딕" w:hAnsi="맑은 고딕" w:eastAsia="맑은 고딕"/>
                 <w:sz w:val="18"/>
               </w:rPr>
-              <w:t>적용 분야</w:t>
+              <w:t>엔진 옵션</w:t>
             </w:r>
           </w:p>
         </w:tc>
@@ -7417,7 +7427,7 @@
                 <w:rFonts w:ascii="맑은 고딕" w:hAnsi="맑은 고딕" w:eastAsia="맑은 고딕"/>
                 <w:sz w:val="18"/>
               </w:rPr>
-              <w:t>Unity·Unreal·Godot</w:t>
+              <w:t>omniverse / twinmotion / bim</w:t>
             </w:r>
           </w:p>
         </w:tc>
@@ -7432,7 +7442,54 @@
                 <w:rFonts w:ascii="맑은 고딕" w:hAnsi="맑은 고딕" w:eastAsia="맑은 고딕"/>
                 <w:sz w:val="18"/>
               </w:rPr>
-              <w:t>Omniverse·Twinmotion·Unreal DT·BIM</w:t>
+              <w:t>실세계 단위(meter) 보존, Z-up USD 컨벤션</w:t>
+            </w:r>
+          </w:p>
+        </w:tc>
+      </w:tr>
+      <w:tr>
+        <w:tc>
+          <w:tcPr>
+            <w:tcW w:type="dxa" w:w="2880"/>
+          </w:tcPr>
+          <w:p>
+            <w:r/>
+            <w:r>
+              <w:rPr>
+                <w:rFonts w:ascii="맑은 고딕" w:hAnsi="맑은 고딕" w:eastAsia="맑은 고딕"/>
+                <w:sz w:val="18"/>
+              </w:rPr>
+              <w:t>Deterministic</w:t>
+            </w:r>
+          </w:p>
+        </w:tc>
+        <w:tc>
+          <w:tcPr>
+            <w:tcW w:type="dxa" w:w="2880"/>
+          </w:tcPr>
+          <w:p>
+            <w:r/>
+            <w:r>
+              <w:rPr>
+                <w:rFonts w:ascii="맑은 고딕" w:hAnsi="맑은 고딕" w:eastAsia="맑은 고딕"/>
+                <w:sz w:val="18"/>
+              </w:rPr>
+              <w:t>16GB+ GPU 시 ON</w:t>
+            </w:r>
+          </w:p>
+        </w:tc>
+        <w:tc>
+          <w:tcPr>
+            <w:tcW w:type="dxa" w:w="2880"/>
+          </w:tcPr>
+          <w:p>
+            <w:r/>
+            <w:r>
+              <w:rPr>
+                <w:rFonts w:ascii="맑은 고딕" w:hAnsi="맑은 고딕" w:eastAsia="맑은 고딕"/>
+                <w:sz w:val="18"/>
+              </w:rPr>
+              <w:t>같은 사진 → 같은 모델 → 자산 버전 관리·diff 가능</w:t>
             </w:r>
           </w:p>
         </w:tc>
@@ -8709,7 +8766,7 @@
           <w:b w:val="0"/>
           <w:sz w:val="20"/>
         </w:rPr>
-        <w:t>버전 1.1 · 2026-06-23 00:27</w:t>
+        <w:t>버전 1.1 · 2026-06-24 22:54</w:t>
       </w:r>
     </w:p>
     <w:p>

--- a/CleanMesh_기술문서.docx
+++ b/CleanMesh_기술문서.docx
@@ -146,7 +146,7 @@
                 <w:rFonts w:ascii="맑은 고딕" w:hAnsi="맑은 고딕" w:eastAsia="맑은 고딕"/>
                 <w:sz w:val="18"/>
               </w:rPr>
-              <w:t>2026-06-24</w:t>
+              <w:t>2026-06-30</w:t>
             </w:r>
           </w:p>
         </w:tc>
@@ -8301,6 +8301,625 @@
       </w:tr>
     </w:tbl>
     <w:p>
+      <w:pPr>
+        <w:pStyle w:val="Heading2"/>
+      </w:pPr>
+      <w:r>
+        <w:rPr>
+          <w:rFonts w:ascii="맑은 고딕" w:hAnsi="맑은 고딕" w:eastAsia="맑은 고딕"/>
+          <w:color w:val="2E74B5"/>
+          <w:sz w:val="28"/>
+        </w:rPr>
+        <w:t>9.7 SimReady USD 출력 (NVIDIA Omniverse 호환)</w:t>
+      </w:r>
+    </w:p>
+    <w:p>
+      <w:r>
+        <w:rPr>
+          <w:rFonts w:ascii="맑은 고딕" w:hAnsi="맑은 고딕" w:eastAsia="맑은 고딕"/>
+          <w:b w:val="0"/>
+          <w:sz w:val="20"/>
+        </w:rPr>
+        <w:t>USD 익스포트시 'SimReady' 옵션을 켜면 OpenUSD 기반 NVIDIA SimReady 스펙에 호환되는 자산이 됩니다. 일반 USD는 정적 지오메트리만 담지만, SimReady 자산은 Omniverse / Twinmotion / IsaacSim 에서 즉시 물리 시뮬레이션이 가능합니다. 본 시스템은 NVIDIA Omniverse Kit 설치 없이 pxr (USD Python) 만으로 SimReady 호환 USD를 생성합니다.</w:t>
+      </w:r>
+    </w:p>
+    <w:tbl>
+      <w:tblPr>
+        <w:tblStyle w:val="LightGrid-Accent1"/>
+        <w:tblW w:type="auto" w:w="0"/>
+        <w:jc w:val="left"/>
+        <w:tblLook w:firstColumn="1" w:firstRow="1" w:lastColumn="0" w:lastRow="0" w:noHBand="0" w:noVBand="1" w:val="04A0"/>
+      </w:tblPr>
+      <w:tblGrid>
+        <w:gridCol w:w="2880"/>
+        <w:gridCol w:w="2880"/>
+        <w:gridCol w:w="2880"/>
+      </w:tblGrid>
+      <w:tr>
+        <w:tc>
+          <w:tcPr>
+            <w:tcW w:type="dxa" w:w="2880"/>
+            <w:shd w:fill="1f3864"/>
+          </w:tcPr>
+          <w:p>
+            <w:r/>
+            <w:r>
+              <w:rPr>
+                <w:rFonts w:ascii="맑은 고딕" w:hAnsi="맑은 고딕" w:eastAsia="맑은 고딕"/>
+                <w:b/>
+                <w:color w:val="FFFFFF"/>
+                <w:sz w:val="20"/>
+              </w:rPr>
+              <w:t>주입 항목</w:t>
+            </w:r>
+          </w:p>
+        </w:tc>
+        <w:tc>
+          <w:tcPr>
+            <w:tcW w:type="dxa" w:w="2880"/>
+            <w:shd w:fill="1f3864"/>
+          </w:tcPr>
+          <w:p>
+            <w:r/>
+            <w:r>
+              <w:rPr>
+                <w:rFonts w:ascii="맑은 고딕" w:hAnsi="맑은 고딕" w:eastAsia="맑은 고딕"/>
+                <w:b/>
+                <w:color w:val="FFFFFF"/>
+                <w:sz w:val="20"/>
+              </w:rPr>
+              <w:t>USD 스키마</w:t>
+            </w:r>
+          </w:p>
+        </w:tc>
+        <w:tc>
+          <w:tcPr>
+            <w:tcW w:type="dxa" w:w="2880"/>
+            <w:shd w:fill="1f3864"/>
+          </w:tcPr>
+          <w:p>
+            <w:r/>
+            <w:r>
+              <w:rPr>
+                <w:rFonts w:ascii="맑은 고딕" w:hAnsi="맑은 고딕" w:eastAsia="맑은 고딕"/>
+                <w:b/>
+                <w:color w:val="FFFFFF"/>
+                <w:sz w:val="20"/>
+              </w:rPr>
+              <w:t>값 결정 방식</w:t>
+            </w:r>
+          </w:p>
+        </w:tc>
+      </w:tr>
+      <w:tr>
+        <w:tc>
+          <w:tcPr>
+            <w:tcW w:type="dxa" w:w="2880"/>
+          </w:tcPr>
+          <w:p>
+            <w:r/>
+            <w:r>
+              <w:rPr>
+                <w:rFonts w:ascii="맑은 고딕" w:hAnsi="맑은 고딕" w:eastAsia="맑은 고딕"/>
+                <w:sz w:val="18"/>
+              </w:rPr>
+              <w:t>Stage upAxis</w:t>
+            </w:r>
+          </w:p>
+        </w:tc>
+        <w:tc>
+          <w:tcPr>
+            <w:tcW w:type="dxa" w:w="2880"/>
+          </w:tcPr>
+          <w:p>
+            <w:r/>
+            <w:r>
+              <w:rPr>
+                <w:rFonts w:ascii="맑은 고딕" w:hAnsi="맑은 고딕" w:eastAsia="맑은 고딕"/>
+                <w:sz w:val="18"/>
+              </w:rPr>
+              <w:t>UsdGeom.SetStageUpAxis</w:t>
+            </w:r>
+          </w:p>
+        </w:tc>
+        <w:tc>
+          <w:tcPr>
+            <w:tcW w:type="dxa" w:w="2880"/>
+          </w:tcPr>
+          <w:p>
+            <w:r/>
+            <w:r>
+              <w:rPr>
+                <w:rFonts w:ascii="맑은 고딕" w:hAnsi="맑은 고딕" w:eastAsia="맑은 고딕"/>
+                <w:sz w:val="18"/>
+              </w:rPr>
+              <w:t>Y 강제</w:t>
+            </w:r>
+          </w:p>
+        </w:tc>
+      </w:tr>
+      <w:tr>
+        <w:tc>
+          <w:tcPr>
+            <w:tcW w:type="dxa" w:w="2880"/>
+          </w:tcPr>
+          <w:p>
+            <w:r/>
+            <w:r>
+              <w:rPr>
+                <w:rFonts w:ascii="맑은 고딕" w:hAnsi="맑은 고딕" w:eastAsia="맑은 고딕"/>
+                <w:sz w:val="18"/>
+              </w:rPr>
+              <w:t>Stage metersPerUnit</w:t>
+            </w:r>
+          </w:p>
+        </w:tc>
+        <w:tc>
+          <w:tcPr>
+            <w:tcW w:type="dxa" w:w="2880"/>
+          </w:tcPr>
+          <w:p>
+            <w:r/>
+            <w:r>
+              <w:rPr>
+                <w:rFonts w:ascii="맑은 고딕" w:hAnsi="맑은 고딕" w:eastAsia="맑은 고딕"/>
+                <w:sz w:val="18"/>
+              </w:rPr>
+              <w:t>UsdGeom.SetStageMetersPerUnit</w:t>
+            </w:r>
+          </w:p>
+        </w:tc>
+        <w:tc>
+          <w:tcPr>
+            <w:tcW w:type="dxa" w:w="2880"/>
+          </w:tcPr>
+          <w:p>
+            <w:r/>
+            <w:r>
+              <w:rPr>
+                <w:rFonts w:ascii="맑은 고딕" w:hAnsi="맑은 고딕" w:eastAsia="맑은 고딕"/>
+                <w:sz w:val="18"/>
+              </w:rPr>
+              <w:t>1.0 (meters)</w:t>
+            </w:r>
+          </w:p>
+        </w:tc>
+      </w:tr>
+      <w:tr>
+        <w:tc>
+          <w:tcPr>
+            <w:tcW w:type="dxa" w:w="2880"/>
+          </w:tcPr>
+          <w:p>
+            <w:r/>
+            <w:r>
+              <w:rPr>
+                <w:rFonts w:ascii="맑은 고딕" w:hAnsi="맑은 고딕" w:eastAsia="맑은 고딕"/>
+                <w:sz w:val="18"/>
+              </w:rPr>
+              <w:t>defaultPrim</w:t>
+            </w:r>
+          </w:p>
+        </w:tc>
+        <w:tc>
+          <w:tcPr>
+            <w:tcW w:type="dxa" w:w="2880"/>
+          </w:tcPr>
+          <w:p>
+            <w:r/>
+            <w:r>
+              <w:rPr>
+                <w:rFonts w:ascii="맑은 고딕" w:hAnsi="맑은 고딕" w:eastAsia="맑은 고딕"/>
+                <w:sz w:val="18"/>
+              </w:rPr>
+              <w:t>stage.SetDefaultPrim</w:t>
+            </w:r>
+          </w:p>
+        </w:tc>
+        <w:tc>
+          <w:tcPr>
+            <w:tcW w:type="dxa" w:w="2880"/>
+          </w:tcPr>
+          <w:p>
+            <w:r/>
+            <w:r>
+              <w:rPr>
+                <w:rFonts w:ascii="맑은 고딕" w:hAnsi="맑은 고딕" w:eastAsia="맑은 고딕"/>
+                <w:sz w:val="18"/>
+              </w:rPr>
+              <w:t>최상위 Xform 자동 지정</w:t>
+            </w:r>
+          </w:p>
+        </w:tc>
+      </w:tr>
+      <w:tr>
+        <w:tc>
+          <w:tcPr>
+            <w:tcW w:type="dxa" w:w="2880"/>
+          </w:tcPr>
+          <w:p>
+            <w:r/>
+            <w:r>
+              <w:rPr>
+                <w:rFonts w:ascii="맑은 고딕" w:hAnsi="맑은 고딕" w:eastAsia="맑은 고딕"/>
+                <w:sz w:val="18"/>
+              </w:rPr>
+              <w:t>Kind</w:t>
+            </w:r>
+          </w:p>
+        </w:tc>
+        <w:tc>
+          <w:tcPr>
+            <w:tcW w:type="dxa" w:w="2880"/>
+          </w:tcPr>
+          <w:p>
+            <w:r/>
+            <w:r>
+              <w:rPr>
+                <w:rFonts w:ascii="맑은 고딕" w:hAnsi="맑은 고딕" w:eastAsia="맑은 고딕"/>
+                <w:sz w:val="18"/>
+              </w:rPr>
+              <w:t>Usd.ModelAPI.SetKind</w:t>
+            </w:r>
+          </w:p>
+        </w:tc>
+        <w:tc>
+          <w:tcPr>
+            <w:tcW w:type="dxa" w:w="2880"/>
+          </w:tcPr>
+          <w:p>
+            <w:r/>
+            <w:r>
+              <w:rPr>
+                <w:rFonts w:ascii="맑은 고딕" w:hAnsi="맑은 고딕" w:eastAsia="맑은 고딕"/>
+                <w:sz w:val="18"/>
+              </w:rPr>
+              <w:t>component</w:t>
+            </w:r>
+          </w:p>
+        </w:tc>
+      </w:tr>
+      <w:tr>
+        <w:tc>
+          <w:tcPr>
+            <w:tcW w:type="dxa" w:w="2880"/>
+          </w:tcPr>
+          <w:p>
+            <w:r/>
+            <w:r>
+              <w:rPr>
+                <w:rFonts w:ascii="맑은 고딕" w:hAnsi="맑은 고딕" w:eastAsia="맑은 고딕"/>
+                <w:sz w:val="18"/>
+              </w:rPr>
+              <w:t>assetInfo</w:t>
+            </w:r>
+          </w:p>
+        </w:tc>
+        <w:tc>
+          <w:tcPr>
+            <w:tcW w:type="dxa" w:w="2880"/>
+          </w:tcPr>
+          <w:p>
+            <w:r/>
+            <w:r>
+              <w:rPr>
+                <w:rFonts w:ascii="맑은 고딕" w:hAnsi="맑은 고딕" w:eastAsia="맑은 고딕"/>
+                <w:sz w:val="18"/>
+              </w:rPr>
+              <w:t>Usd.ModelAPI.SetAssetInfo</w:t>
+            </w:r>
+          </w:p>
+        </w:tc>
+        <w:tc>
+          <w:tcPr>
+            <w:tcW w:type="dxa" w:w="2880"/>
+          </w:tcPr>
+          <w:p>
+            <w:r/>
+            <w:r>
+              <w:rPr>
+                <w:rFonts w:ascii="맑은 고딕" w:hAnsi="맑은 고딕" w:eastAsia="맑은 고딕"/>
+                <w:sz w:val="18"/>
+              </w:rPr>
+              <w:t>name, version, manufacturer, serial_number</w:t>
+            </w:r>
+          </w:p>
+        </w:tc>
+      </w:tr>
+      <w:tr>
+        <w:tc>
+          <w:tcPr>
+            <w:tcW w:type="dxa" w:w="2880"/>
+          </w:tcPr>
+          <w:p>
+            <w:r/>
+            <w:r>
+              <w:rPr>
+                <w:rFonts w:ascii="맑은 고딕" w:hAnsi="맑은 고딕" w:eastAsia="맑은 고딕"/>
+                <w:sz w:val="18"/>
+              </w:rPr>
+              <w:t>Real-world scale</w:t>
+            </w:r>
+          </w:p>
+        </w:tc>
+        <w:tc>
+          <w:tcPr>
+            <w:tcW w:type="dxa" w:w="2880"/>
+          </w:tcPr>
+          <w:p>
+            <w:r/>
+            <w:r>
+              <w:rPr>
+                <w:rFonts w:ascii="맑은 고딕" w:hAnsi="맑은 고딕" w:eastAsia="맑은 고딕"/>
+                <w:sz w:val="18"/>
+              </w:rPr>
+              <w:t>UsdGeom.Xformable.AddScaleOp</w:t>
+            </w:r>
+          </w:p>
+        </w:tc>
+        <w:tc>
+          <w:tcPr>
+            <w:tcW w:type="dxa" w:w="2880"/>
+          </w:tcPr>
+          <w:p>
+            <w:r/>
+            <w:r>
+              <w:rPr>
+                <w:rFonts w:ascii="맑은 고딕" w:hAnsi="맑은 고딕" w:eastAsia="맑은 고딕"/>
+                <w:sz w:val="18"/>
+              </w:rPr>
+              <w:t>dimensions_mm 입력시 자동 보정</w:t>
+            </w:r>
+          </w:p>
+        </w:tc>
+      </w:tr>
+      <w:tr>
+        <w:tc>
+          <w:tcPr>
+            <w:tcW w:type="dxa" w:w="2880"/>
+          </w:tcPr>
+          <w:p>
+            <w:r/>
+            <w:r>
+              <w:rPr>
+                <w:rFonts w:ascii="맑은 고딕" w:hAnsi="맑은 고딕" w:eastAsia="맑은 고딕"/>
+                <w:sz w:val="18"/>
+              </w:rPr>
+              <w:t>PhysicsCollisionAPI</w:t>
+            </w:r>
+          </w:p>
+        </w:tc>
+        <w:tc>
+          <w:tcPr>
+            <w:tcW w:type="dxa" w:w="2880"/>
+          </w:tcPr>
+          <w:p>
+            <w:r/>
+            <w:r>
+              <w:rPr>
+                <w:rFonts w:ascii="맑은 고딕" w:hAnsi="맑은 고딕" w:eastAsia="맑은 고딕"/>
+                <w:sz w:val="18"/>
+              </w:rPr>
+              <w:t>UsdPhysics.CollisionAPI</w:t>
+            </w:r>
+          </w:p>
+        </w:tc>
+        <w:tc>
+          <w:tcPr>
+            <w:tcW w:type="dxa" w:w="2880"/>
+          </w:tcPr>
+          <w:p>
+            <w:r/>
+            <w:r>
+              <w:rPr>
+                <w:rFonts w:ascii="맑은 고딕" w:hAnsi="맑은 고딕" w:eastAsia="맑은 고딕"/>
+                <w:sz w:val="18"/>
+              </w:rPr>
+              <w:t>모든 메시에 적용</w:t>
+            </w:r>
+          </w:p>
+        </w:tc>
+      </w:tr>
+      <w:tr>
+        <w:tc>
+          <w:tcPr>
+            <w:tcW w:type="dxa" w:w="2880"/>
+          </w:tcPr>
+          <w:p>
+            <w:r/>
+            <w:r>
+              <w:rPr>
+                <w:rFonts w:ascii="맑은 고딕" w:hAnsi="맑은 고딕" w:eastAsia="맑은 고딕"/>
+                <w:sz w:val="18"/>
+              </w:rPr>
+              <w:t>MeshCollisionAPI</w:t>
+            </w:r>
+          </w:p>
+        </w:tc>
+        <w:tc>
+          <w:tcPr>
+            <w:tcW w:type="dxa" w:w="2880"/>
+          </w:tcPr>
+          <w:p>
+            <w:r/>
+            <w:r>
+              <w:rPr>
+                <w:rFonts w:ascii="맑은 고딕" w:hAnsi="맑은 고딕" w:eastAsia="맑은 고딕"/>
+                <w:sz w:val="18"/>
+              </w:rPr>
+              <w:t>approximation=convexHull</w:t>
+            </w:r>
+          </w:p>
+        </w:tc>
+        <w:tc>
+          <w:tcPr>
+            <w:tcW w:type="dxa" w:w="2880"/>
+          </w:tcPr>
+          <w:p>
+            <w:r/>
+            <w:r>
+              <w:rPr>
+                <w:rFonts w:ascii="맑은 고딕" w:hAnsi="맑은 고딕" w:eastAsia="맑은 고딕"/>
+                <w:sz w:val="18"/>
+              </w:rPr>
+              <w:t>8GB GPU 적합 (TriangleMesh 대비 가벼움)</w:t>
+            </w:r>
+          </w:p>
+        </w:tc>
+      </w:tr>
+      <w:tr>
+        <w:tc>
+          <w:tcPr>
+            <w:tcW w:type="dxa" w:w="2880"/>
+          </w:tcPr>
+          <w:p>
+            <w:r/>
+            <w:r>
+              <w:rPr>
+                <w:rFonts w:ascii="맑은 고딕" w:hAnsi="맑은 고딕" w:eastAsia="맑은 고딕"/>
+                <w:sz w:val="18"/>
+              </w:rPr>
+              <w:t>MassAPI</w:t>
+            </w:r>
+          </w:p>
+        </w:tc>
+        <w:tc>
+          <w:tcPr>
+            <w:tcW w:type="dxa" w:w="2880"/>
+          </w:tcPr>
+          <w:p>
+            <w:r/>
+            <w:r>
+              <w:rPr>
+                <w:rFonts w:ascii="맑은 고딕" w:hAnsi="맑은 고딕" w:eastAsia="맑은 고딕"/>
+                <w:sz w:val="18"/>
+              </w:rPr>
+              <w:t>UsdPhysics.MassAPI</w:t>
+            </w:r>
+          </w:p>
+        </w:tc>
+        <w:tc>
+          <w:tcPr>
+            <w:tcW w:type="dxa" w:w="2880"/>
+          </w:tcPr>
+          <w:p>
+            <w:r/>
+            <w:r>
+              <w:rPr>
+                <w:rFonts w:ascii="맑은 고딕" w:hAnsi="맑은 고딕" w:eastAsia="맑은 고딕"/>
+                <w:sz w:val="18"/>
+              </w:rPr>
+              <w:t>카테고리별 density (steel 7800·wood 700·aluminum 2700·box 200 kg/m³)</w:t>
+            </w:r>
+          </w:p>
+        </w:tc>
+      </w:tr>
+      <w:tr>
+        <w:tc>
+          <w:tcPr>
+            <w:tcW w:type="dxa" w:w="2880"/>
+          </w:tcPr>
+          <w:p>
+            <w:r/>
+            <w:r>
+              <w:rPr>
+                <w:rFonts w:ascii="맑은 고딕" w:hAnsi="맑은 고딕" w:eastAsia="맑은 고딕"/>
+                <w:sz w:val="18"/>
+              </w:rPr>
+              <w:t>PhysicsMaterial</w:t>
+            </w:r>
+          </w:p>
+        </w:tc>
+        <w:tc>
+          <w:tcPr>
+            <w:tcW w:type="dxa" w:w="2880"/>
+          </w:tcPr>
+          <w:p>
+            <w:r/>
+            <w:r>
+              <w:rPr>
+                <w:rFonts w:ascii="맑은 고딕" w:hAnsi="맑은 고딕" w:eastAsia="맑은 고딕"/>
+                <w:sz w:val="18"/>
+              </w:rPr>
+              <w:t>UsdPhysics.MaterialAPI</w:t>
+            </w:r>
+          </w:p>
+        </w:tc>
+        <w:tc>
+          <w:tcPr>
+            <w:tcW w:type="dxa" w:w="2880"/>
+          </w:tcPr>
+          <w:p>
+            <w:r/>
+            <w:r>
+              <w:rPr>
+                <w:rFonts w:ascii="맑은 고딕" w:hAnsi="맑은 고딕" w:eastAsia="맑은 고딕"/>
+                <w:sz w:val="18"/>
+              </w:rPr>
+              <w:t>μs=0.5 / μd=0.5 / e=0.0 (default)</w:t>
+            </w:r>
+          </w:p>
+        </w:tc>
+      </w:tr>
+      <w:tr>
+        <w:tc>
+          <w:tcPr>
+            <w:tcW w:type="dxa" w:w="2880"/>
+          </w:tcPr>
+          <w:p>
+            <w:r/>
+            <w:r>
+              <w:rPr>
+                <w:rFonts w:ascii="맑은 고딕" w:hAnsi="맑은 고딕" w:eastAsia="맑은 고딕"/>
+                <w:sz w:val="18"/>
+              </w:rPr>
+              <w:t>semanticLabel</w:t>
+            </w:r>
+          </w:p>
+        </w:tc>
+        <w:tc>
+          <w:tcPr>
+            <w:tcW w:type="dxa" w:w="2880"/>
+          </w:tcPr>
+          <w:p>
+            <w:r/>
+            <w:r>
+              <w:rPr>
+                <w:rFonts w:ascii="맑은 고딕" w:hAnsi="맑은 고딕" w:eastAsia="맑은 고딕"/>
+                <w:sz w:val="18"/>
+              </w:rPr>
+              <w:t>Prim.SetCustomDataByKey</w:t>
+            </w:r>
+          </w:p>
+        </w:tc>
+        <w:tc>
+          <w:tcPr>
+            <w:tcW w:type="dxa" w:w="2880"/>
+          </w:tcPr>
+          <w:p>
+            <w:r/>
+            <w:r>
+              <w:rPr>
+                <w:rFonts w:ascii="맑은 고딕" w:hAnsi="맑은 고딕" w:eastAsia="맑은 고딕"/>
+                <w:sz w:val="18"/>
+              </w:rPr>
+              <w:t>dt_meta.category에서 자동</w:t>
+            </w:r>
+          </w:p>
+        </w:tc>
+      </w:tr>
+    </w:tbl>
+    <w:p>
+      <w:r>
+        <w:rPr>
+          <w:rFonts w:ascii="맑은 고딕" w:hAnsi="맑은 고딕" w:eastAsia="맑은 고딕"/>
+          <w:b w:val="0"/>
+          <w:sz w:val="20"/>
+        </w:rPr>
+        <w:t>검증: --simready 옵션으로 출력 후 시스템이 자동으로 SimReady 셀프체크를 수행합니다. NVIDIA aif-pipeline (Omniverse Kit 필요) 이 PATH에 있으면 공식 validator로 검증하고, 없으면 내장 pxr 기반 체크리스트로 대체합니다. 두 경우 모두 검증 실패가 파이프라인 성공 여부에 영향을 주지 않습니다 — 진단 정보 용도입니다.</w:t>
+      </w:r>
+    </w:p>
+    <w:p>
       <w:r>
         <w:br w:type="page"/>
       </w:r>
@@ -8766,7 +9385,7 @@
           <w:b w:val="0"/>
           <w:sz w:val="20"/>
         </w:rPr>
-        <w:t>버전 1.1 · 2026-06-24 22:54</w:t>
+        <w:t>버전 1.1 · 2026-06-30 23:00</w:t>
       </w:r>
     </w:p>
     <w:p>

--- a/CleanMesh_기술문서.docx
+++ b/CleanMesh_기술문서.docx
@@ -146,7 +146,7 @@
                 <w:rFonts w:ascii="맑은 고딕" w:hAnsi="맑은 고딕" w:eastAsia="맑은 고딕"/>
                 <w:sz w:val="18"/>
               </w:rPr>
-              <w:t>2026-06-30</w:t>
+              <w:t>2026-07-01</w:t>
             </w:r>
           </w:p>
         </w:tc>
@@ -1843,9 +1843,7 @@
         <w:br/>
         <w:t>│   ├── *.lnk (단축아이콘 사본)</w:t>
         <w:br/>
-        <w:t>│   ├── build_launcher.bat / migrate_pack.bat</w:t>
-        <w:br/>
-        <w:t>│   └── _onedrive_disable_admin.bat / _onedrive_rollback_steps.txt</w:t>
+        <w:t>│   └── build_launcher.bat / migrate_pack.bat</w:t>
         <w:br/>
         <w:t>│</w:t>
         <w:br/>
@@ -1857,21 +1855,17 @@
         <w:br/>
         <w:t xml:space="preserve">    ├── cleanmesh\</w:t>
         <w:br/>
-        <w:t xml:space="preserve">    │   ├── router.py / pipeline.py / segment.py    ← segment.py (NEW v1.1)</w:t>
-        <w:br/>
-        <w:t xml:space="preserve">    │   ├── generators\</w:t>
+        <w:t xml:space="preserve">    │   ├── router.py / pipeline.py / segment.py    ← segment.py    │   ├── generators\</w:t>
         <w:br/>
         <w:t xml:space="preserve">    │   │   ├── procedural.py / triposr.py</w:t>
         <w:br/>
-        <w:t xml:space="preserve">    │   │   └── trellis.py                          ← --deterministic, 다운샘플 (NEW v1.1)</w:t>
-        <w:br/>
-        <w:t xml:space="preserve">    │   └── blender\</w:t>
+        <w:t xml:space="preserve">    │   │   └── trellis.py                          ← --deterministic, 다운샘플    │   └── blender\</w:t>
         <w:br/>
         <w:t xml:space="preserve">    │       ├── cleanup.py / render.py / export.py</w:t>
         <w:br/>
-        <w:t xml:space="preserve">    │       ├── color_smooth.py                     ← NEW v1.1</w:t>
+        <w:t xml:space="preserve">    │       ├── color_smooth.py                     ← v1.2</w:t>
         <w:br/>
-        <w:t xml:space="preserve">    │       ├── color_split.py                      ← NEW v1.1</w:t>
+        <w:t xml:space="preserve">    │       ├── color_split.py                      ← v1.2</w:t>
         <w:br/>
         <w:t xml:space="preserve">    │       └── templates\</w:t>
         <w:br/>
@@ -2871,18 +2865,18 @@
         <w:br/>
         <w:t>bash /mnt/d/trellis/_sanity.sh</w:t>
         <w:br/>
-        <w:t>bash /mnt/d/trellis/_install_sam2_safe.sh    ← 반드시 _safe 버전</w:t>
+        <w:t>bash /mnt/d/trellis/_install_sam2_safe.sh</w:t>
       </w:r>
     </w:p>
     <w:p>
       <w:r>
         <w:rPr>
           <w:rFonts w:ascii="맑은 고딕" w:hAnsi="맑은 고딕" w:eastAsia="맑은 고딕"/>
-          <w:b/>
-          <w:color w:val="B22222"/>
-          <w:sz w:val="20"/>
+          <w:b w:val="0"/>
+          <w:color w:val="595959"/>
+          <w:sz w:val="22"/>
         </w:rPr>
-        <w:t>⚠ _install_sam2.sh (구버전) 실행 금지 — torch 2.4 → 2.12 강제 업그레이드로 TRELLIS 깨짐</w:t>
+        <w:t>SAM2 설치는 _install_sam2_safe.sh 만 유지 — 구버전 스크립트는 v1.2에서 삭제됨 (torch 2.4 → 2.12 강제 업그레이드로 TRELLIS 파손 이슈 방지).</w:t>
       </w:r>
     </w:p>
     <w:p>
@@ -3390,7 +3384,7 @@
           <w:color w:val="2E74B5"/>
           <w:sz w:val="28"/>
         </w:rPr>
-        <w:t>5.5 SAM2 클릭 세그멘트 (NEW v1.1)</w:t>
+        <w:t>5.5 SAM2 클릭 세그멘트</w:t>
       </w:r>
     </w:p>
     <w:p>
@@ -3722,7 +3716,7 @@
           <w:color w:val="2E74B5"/>
           <w:sz w:val="28"/>
         </w:rPr>
-        <w:t>5.6 색상 처리 2모드 (NEW v1.1)</w:t>
+        <w:t>5.6 색상 처리 2모드</w:t>
       </w:r>
     </w:p>
     <w:tbl>
@@ -9385,7 +9379,7 @@
           <w:b w:val="0"/>
           <w:sz w:val="20"/>
         </w:rPr>
-        <w:t>버전 1.1 · 2026-06-30 23:00</w:t>
+        <w:t>버전 1.1 · 2026-07-01 22:50</w:t>
       </w:r>
     </w:p>
     <w:p>
